--- a/tillsyn/A 32807-2026 tillsynsbegäran.docx
+++ b/tillsyn/A 32807-2026 tillsynsbegäran.docx
@@ -274,7 +274,7 @@
     <w:r>
       <w:tab/>
       <w:tab/>
-      <w:t>2026-09-14</w:t>
+      <w:t>2026-09-15</w:t>
       <w:br/>
       <w:br/>
     </w:r>

--- a/tillsyn/A 32807-2026 tillsynsbegäran.docx
+++ b/tillsyn/A 32807-2026 tillsynsbegäran.docx
@@ -274,7 +274,7 @@
     <w:r>
       <w:tab/>
       <w:tab/>
-      <w:t>2026-09-15</w:t>
+      <w:t>2026-09-16</w:t>
       <w:br/>
       <w:br/>
     </w:r>

--- a/tillsyn/A 32807-2026 tillsynsbegäran.docx
+++ b/tillsyn/A 32807-2026 tillsynsbegäran.docx
@@ -274,7 +274,7 @@
     <w:r>
       <w:tab/>
       <w:tab/>
-      <w:t>2026-09-16</w:t>
+      <w:t>2026-09-17</w:t>
       <w:br/>
       <w:br/>
     </w:r>

--- a/tillsyn/A 32807-2026 tillsynsbegäran.docx
+++ b/tillsyn/A 32807-2026 tillsynsbegäran.docx
@@ -274,7 +274,7 @@
     <w:r>
       <w:tab/>
       <w:tab/>
-      <w:t>2026-09-17</w:t>
+      <w:t>2026-09-18</w:t>
       <w:br/>
       <w:br/>
     </w:r>

--- a/tillsyn/A 32807-2026 tillsynsbegäran.docx
+++ b/tillsyn/A 32807-2026 tillsynsbegäran.docx
@@ -274,7 +274,7 @@
     <w:r>
       <w:tab/>
       <w:tab/>
-      <w:t>2026-09-18</w:t>
+      <w:t>2026-09-19</w:t>
       <w:br/>
       <w:br/>
     </w:r>

--- a/tillsyn/A 32807-2026 tillsynsbegäran.docx
+++ b/tillsyn/A 32807-2026 tillsynsbegäran.docx
@@ -22,7 +22,7 @@
       <w:r>
         <w:drawing>
           <wp:inline xmlns:a="http://schemas.openxmlformats.org/drawingml/2006/main" xmlns:pic="http://schemas.openxmlformats.org/drawingml/2006/picture">
-            <wp:extent cx="5486400" cy="3989424"/>
+            <wp:extent cx="5486400" cy="4226979"/>
             <wp:docPr id="1" name="Picture 1"/>
             <wp:cNvGraphicFramePr>
               <a:graphicFrameLocks noChangeAspect="1"/>
@@ -43,7 +43,7 @@
                   <pic:spPr>
                     <a:xfrm>
                       <a:off x="0" y="0"/>
-                      <a:ext cx="5486400" cy="3989424"/>
+                      <a:ext cx="5486400" cy="4226979"/>
                     </a:xfrm>
                     <a:prstGeom prst="rect"/>
                   </pic:spPr>
@@ -65,7 +65,7 @@
     </w:p>
     <w:p>
       <w:r>
-        <w:t>I avverkningsanmälan finns fynd av 1 naturvårdsarter, varav 1 är rödlistad och 1 är typisk (T): skrovellav (NT, T). Se Figur 1.</w:t>
+        <w:t>I avverkningsanmälan finns fynd av 3 naturvårdsarter, varav 2 är rödlistade, 2 är typiska (T) och 1 är signalart (S): luddfingersvamp (NT), skrovellav (NT, T) och stuplav (S, T). Se Figur 1.</w:t>
       </w:r>
     </w:p>
     <w:p>
@@ -97,6 +97,17 @@
     <w:p>
       <w:r>
         <w:t>Nedan följer beskrivningar av de naturvårdsarter och fridlysta arter som har sina livsmiljöer och växtplatser i den avverkningsanmälda skogen. De påträffade naturvårdsarterna är ett tydligt kvitto på att det rör sig om en skog med höga naturvärden.</w:t>
+      </w:r>
+    </w:p>
+    <w:p>
+      <w:r>
+        <w:rPr>
+          <w:b/>
+        </w:rPr>
+        <w:t>Luddfingersvamp (NT)</w:t>
+      </w:r>
+      <w:r>
+        <w:t xml:space="preserve"> påträffas på mineralrik mark i granskog med mycket hög luftfuktighet, t.ex. vid källflöden, fuktdråg, bäckar eller i anslutning till vattenfall och forsdimma. Arten är mycket uttorkningskänslig och kräver granskogsmiljöer med konstant mycket hög luftfuktighet. Den tål inte en slutavverkning eller någon form av dränering som påverkar växtplatsens hydrologi (SLU Artdatabanken, 2024).</w:t>
       </w:r>
     </w:p>
     <w:p>
@@ -141,6 +152,62 @@
           <w:i/>
         </w:rPr>
         <w:t>6530 Lövängar</w:t>
+      </w:r>
+      <w:r>
+        <w:t xml:space="preserve"> (SLU Artdatabanken, 2026; Nitare &amp; Skogsstyrelsen, 2019).</w:t>
+      </w:r>
+    </w:p>
+    <w:p>
+      <w:r>
+        <w:rPr>
+          <w:b/>
+        </w:rPr>
+        <w:t>Stuplav</w:t>
+      </w:r>
+      <w:r>
+        <w:t xml:space="preserve"> är en mycket bra signalart i hela sitt utbredningsområde och förekommer nästan enbart i skogsmiljöer med höga naturvärden. Den indikerar långvarig förekomst av gamla lövträd och miljöer med konstant hög luftfuktighet. I skogar med suboceaniskt klimat finns det en mycket sällsynt parasit, njurlavsknapp </w:t>
+      </w:r>
+      <w:r>
+        <w:rPr>
+          <w:i/>
+        </w:rPr>
+        <w:t>Pletocarpon nephromeum</w:t>
+      </w:r>
+      <w:r>
+        <w:t xml:space="preserve"> (EN), som växer på stuplav. Ytterligare tre sällsynta lavparasiter, </w:t>
+      </w:r>
+      <w:r>
+        <w:rPr>
+          <w:i/>
+        </w:rPr>
+        <w:t>Protounguicularia nephromatis</w:t>
+      </w:r>
+      <w:r>
+        <w:t xml:space="preserve"> (VU), </w:t>
+      </w:r>
+      <w:r>
+        <w:rPr>
+          <w:i/>
+        </w:rPr>
+        <w:t>Refractohilum galligenum</w:t>
+      </w:r>
+      <w:r>
+        <w:t xml:space="preserve"> (NT) och </w:t>
+      </w:r>
+      <w:r>
+        <w:rPr>
+          <w:i/>
+        </w:rPr>
+        <w:t>Roselliniella nephromatis</w:t>
+      </w:r>
+      <w:r>
+        <w:t xml:space="preserve"> (DD), kan också påträffas på stuplav. Stuplav är typisk art för </w:t>
+      </w:r>
+      <w:r>
+        <w:rPr>
+          <w:i/>
+        </w:rPr>
+        <w:t>9010 Taiga</w:t>
       </w:r>
       <w:r>
         <w:t xml:space="preserve"> (SLU Artdatabanken, 2026; Nitare &amp; Skogsstyrelsen, 2019).</w:t>
@@ -274,7 +341,7 @@
     <w:r>
       <w:tab/>
       <w:tab/>
-      <w:t>2026-09-19</w:t>
+      <w:t>2026-09-21</w:t>
       <w:br/>
       <w:br/>
     </w:r>

--- a/tillsyn/A 32807-2026 tillsynsbegäran.docx
+++ b/tillsyn/A 32807-2026 tillsynsbegäran.docx
@@ -341,7 +341,7 @@
     <w:r>
       <w:tab/>
       <w:tab/>
-      <w:t>2026-09-21</w:t>
+      <w:t>2026-09-23</w:t>
       <w:br/>
       <w:br/>
     </w:r>

--- a/tillsyn/A 32807-2026 tillsynsbegäran.docx
+++ b/tillsyn/A 32807-2026 tillsynsbegäran.docx
@@ -341,7 +341,7 @@
     <w:r>
       <w:tab/>
       <w:tab/>
-      <w:t>2026-09-23</w:t>
+      <w:t>2026-09-24</w:t>
       <w:br/>
       <w:br/>
     </w:r>

--- a/tillsyn/A 32807-2026 tillsynsbegäran.docx
+++ b/tillsyn/A 32807-2026 tillsynsbegäran.docx
@@ -341,7 +341,7 @@
     <w:r>
       <w:tab/>
       <w:tab/>
-      <w:t>2026-09-24</w:t>
+      <w:t>2026-09-25</w:t>
       <w:br/>
       <w:br/>
     </w:r>

--- a/tillsyn/A 32807-2026 tillsynsbegäran.docx
+++ b/tillsyn/A 32807-2026 tillsynsbegäran.docx
@@ -341,7 +341,7 @@
     <w:r>
       <w:tab/>
       <w:tab/>
-      <w:t>2026-09-25</w:t>
+      <w:t>2026-09-26</w:t>
       <w:br/>
       <w:br/>
     </w:r>

--- a/tillsyn/A 32807-2026 tillsynsbegäran.docx
+++ b/tillsyn/A 32807-2026 tillsynsbegäran.docx
@@ -341,7 +341,7 @@
     <w:r>
       <w:tab/>
       <w:tab/>
-      <w:t>2026-09-26</w:t>
+      <w:t>2026-09-27</w:t>
       <w:br/>
       <w:br/>
     </w:r>

--- a/tillsyn/A 32807-2026 tillsynsbegäran.docx
+++ b/tillsyn/A 32807-2026 tillsynsbegäran.docx
@@ -341,7 +341,7 @@
     <w:r>
       <w:tab/>
       <w:tab/>
-      <w:t>2026-09-27</w:t>
+      <w:t>2026-09-28</w:t>
       <w:br/>
       <w:br/>
     </w:r>

--- a/tillsyn/A 32807-2026 tillsynsbegäran.docx
+++ b/tillsyn/A 32807-2026 tillsynsbegäran.docx
@@ -341,7 +341,7 @@
     <w:r>
       <w:tab/>
       <w:tab/>
-      <w:t>2026-09-28</w:t>
+      <w:t>2026-09-29</w:t>
       <w:br/>
       <w:br/>
     </w:r>

--- a/tillsyn/A 32807-2026 tillsynsbegäran.docx
+++ b/tillsyn/A 32807-2026 tillsynsbegäran.docx
@@ -341,7 +341,7 @@
     <w:r>
       <w:tab/>
       <w:tab/>
-      <w:t>2026-09-29</w:t>
+      <w:t>2026-09-30</w:t>
       <w:br/>
       <w:br/>
     </w:r>

--- a/tillsyn/A 32807-2026 tillsynsbegäran.docx
+++ b/tillsyn/A 32807-2026 tillsynsbegäran.docx
@@ -341,7 +341,7 @@
     <w:r>
       <w:tab/>
       <w:tab/>
-      <w:t>2026-09-30</w:t>
+      <w:t>2026-10-01</w:t>
       <w:br/>
       <w:br/>
     </w:r>

--- a/tillsyn/A 32807-2026 tillsynsbegäran.docx
+++ b/tillsyn/A 32807-2026 tillsynsbegäran.docx
@@ -341,7 +341,7 @@
     <w:r>
       <w:tab/>
       <w:tab/>
-      <w:t>2026-10-01</w:t>
+      <w:t>2026-10-02</w:t>
       <w:br/>
       <w:br/>
     </w:r>

--- a/tillsyn/A 32807-2026 tillsynsbegäran.docx
+++ b/tillsyn/A 32807-2026 tillsynsbegäran.docx
@@ -341,7 +341,7 @@
     <w:r>
       <w:tab/>
       <w:tab/>
-      <w:t>2026-10-02</w:t>
+      <w:t>2026-10-03</w:t>
       <w:br/>
       <w:br/>
     </w:r>

--- a/tillsyn/A 32807-2026 tillsynsbegäran.docx
+++ b/tillsyn/A 32807-2026 tillsynsbegäran.docx
@@ -341,7 +341,7 @@
     <w:r>
       <w:tab/>
       <w:tab/>
-      <w:t>2026-10-03</w:t>
+      <w:t>2026-10-04</w:t>
       <w:br/>
       <w:br/>
     </w:r>

--- a/tillsyn/A 32807-2026 tillsynsbegäran.docx
+++ b/tillsyn/A 32807-2026 tillsynsbegäran.docx
@@ -341,7 +341,7 @@
     <w:r>
       <w:tab/>
       <w:tab/>
-      <w:t>2026-10-04</w:t>
+      <w:t>2026-10-05</w:t>
       <w:br/>
       <w:br/>
     </w:r>

--- a/tillsyn/A 32807-2026 tillsynsbegäran.docx
+++ b/tillsyn/A 32807-2026 tillsynsbegäran.docx
@@ -341,7 +341,7 @@
     <w:r>
       <w:tab/>
       <w:tab/>
-      <w:t>2026-10-05</w:t>
+      <w:t>2026-10-06</w:t>
       <w:br/>
       <w:br/>
     </w:r>

--- a/tillsyn/A 32807-2026 tillsynsbegäran.docx
+++ b/tillsyn/A 32807-2026 tillsynsbegäran.docx
@@ -341,7 +341,7 @@
     <w:r>
       <w:tab/>
       <w:tab/>
-      <w:t>2026-10-06</w:t>
+      <w:t>2026-10-07</w:t>
       <w:br/>
       <w:br/>
     </w:r>

--- a/tillsyn/A 32807-2026 tillsynsbegäran.docx
+++ b/tillsyn/A 32807-2026 tillsynsbegäran.docx
@@ -341,7 +341,7 @@
     <w:r>
       <w:tab/>
       <w:tab/>
-      <w:t>2026-10-07</w:t>
+      <w:t>2026-10-08</w:t>
       <w:br/>
       <w:br/>
     </w:r>

--- a/tillsyn/A 32807-2026 tillsynsbegäran.docx
+++ b/tillsyn/A 32807-2026 tillsynsbegäran.docx
@@ -341,7 +341,7 @@
     <w:r>
       <w:tab/>
       <w:tab/>
-      <w:t>2026-10-08</w:t>
+      <w:t>2026-10-09</w:t>
       <w:br/>
       <w:br/>
     </w:r>

--- a/tillsyn/A 32807-2026 tillsynsbegäran.docx
+++ b/tillsyn/A 32807-2026 tillsynsbegäran.docx
@@ -341,7 +341,7 @@
     <w:r>
       <w:tab/>
       <w:tab/>
-      <w:t>2026-10-09</w:t>
+      <w:t>2026-10-10</w:t>
       <w:br/>
       <w:br/>
     </w:r>

--- a/tillsyn/A 32807-2026 tillsynsbegäran.docx
+++ b/tillsyn/A 32807-2026 tillsynsbegäran.docx
@@ -341,7 +341,7 @@
     <w:r>
       <w:tab/>
       <w:tab/>
-      <w:t>2026-10-10</w:t>
+      <w:t>2026-10-11</w:t>
       <w:br/>
       <w:br/>
     </w:r>

--- a/tillsyn/A 32807-2026 tillsynsbegäran.docx
+++ b/tillsyn/A 32807-2026 tillsynsbegäran.docx
@@ -341,7 +341,7 @@
     <w:r>
       <w:tab/>
       <w:tab/>
-      <w:t>2026-10-11</w:t>
+      <w:t>2026-10-12</w:t>
       <w:br/>
       <w:br/>
     </w:r>

--- a/tillsyn/A 32807-2026 tillsynsbegäran.docx
+++ b/tillsyn/A 32807-2026 tillsynsbegäran.docx
@@ -341,7 +341,7 @@
     <w:r>
       <w:tab/>
       <w:tab/>
-      <w:t>2026-10-12</w:t>
+      <w:t>2026-10-13</w:t>
       <w:br/>
       <w:br/>
     </w:r>

--- a/tillsyn/A 32807-2026 tillsynsbegäran.docx
+++ b/tillsyn/A 32807-2026 tillsynsbegäran.docx
@@ -341,7 +341,7 @@
     <w:r>
       <w:tab/>
       <w:tab/>
-      <w:t>2026-10-13</w:t>
+      <w:t>2026-10-14</w:t>
       <w:br/>
       <w:br/>
     </w:r>

--- a/tillsyn/A 32807-2026 tillsynsbegäran.docx
+++ b/tillsyn/A 32807-2026 tillsynsbegäran.docx
@@ -341,7 +341,7 @@
     <w:r>
       <w:tab/>
       <w:tab/>
-      <w:t>2026-10-14</w:t>
+      <w:t>2026-10-15</w:t>
       <w:br/>
       <w:br/>
     </w:r>

--- a/tillsyn/A 32807-2026 tillsynsbegäran.docx
+++ b/tillsyn/A 32807-2026 tillsynsbegäran.docx
@@ -341,7 +341,7 @@
     <w:r>
       <w:tab/>
       <w:tab/>
-      <w:t>2026-10-15</w:t>
+      <w:t>2026-10-16</w:t>
       <w:br/>
       <w:br/>
     </w:r>

--- a/tillsyn/A 32807-2026 tillsynsbegäran.docx
+++ b/tillsyn/A 32807-2026 tillsynsbegäran.docx
@@ -341,7 +341,7 @@
     <w:r>
       <w:tab/>
       <w:tab/>
-      <w:t>2026-10-16</w:t>
+      <w:t>2026-10-17</w:t>
       <w:br/>
       <w:br/>
     </w:r>

--- a/tillsyn/A 32807-2026 tillsynsbegäran.docx
+++ b/tillsyn/A 32807-2026 tillsynsbegäran.docx
@@ -341,7 +341,7 @@
     <w:r>
       <w:tab/>
       <w:tab/>
-      <w:t>2026-10-17</w:t>
+      <w:t>2026-10-18</w:t>
       <w:br/>
       <w:br/>
     </w:r>

--- a/tillsyn/A 32807-2026 tillsynsbegäran.docx
+++ b/tillsyn/A 32807-2026 tillsynsbegäran.docx
@@ -341,7 +341,7 @@
     <w:r>
       <w:tab/>
       <w:tab/>
-      <w:t>2026-10-18</w:t>
+      <w:t>2026-10-19</w:t>
       <w:br/>
       <w:br/>
     </w:r>

--- a/tillsyn/A 32807-2026 tillsynsbegäran.docx
+++ b/tillsyn/A 32807-2026 tillsynsbegäran.docx
@@ -341,7 +341,7 @@
     <w:r>
       <w:tab/>
       <w:tab/>
-      <w:t>2026-10-19</w:t>
+      <w:t>2026-10-20</w:t>
       <w:br/>
       <w:br/>
     </w:r>

--- a/tillsyn/A 32807-2026 tillsynsbegäran.docx
+++ b/tillsyn/A 32807-2026 tillsynsbegäran.docx
@@ -341,7 +341,7 @@
     <w:r>
       <w:tab/>
       <w:tab/>
-      <w:t>2026-10-20</w:t>
+      <w:t>2026-10-21</w:t>
       <w:br/>
       <w:br/>
     </w:r>

--- a/tillsyn/A 32807-2026 tillsynsbegäran.docx
+++ b/tillsyn/A 32807-2026 tillsynsbegäran.docx
@@ -341,7 +341,7 @@
     <w:r>
       <w:tab/>
       <w:tab/>
-      <w:t>2026-10-21</w:t>
+      <w:t>2026-10-22</w:t>
       <w:br/>
       <w:br/>
     </w:r>

--- a/tillsyn/A 32807-2026 tillsynsbegäran.docx
+++ b/tillsyn/A 32807-2026 tillsynsbegäran.docx
@@ -341,7 +341,7 @@
     <w:r>
       <w:tab/>
       <w:tab/>
-      <w:t>2026-10-22</w:t>
+      <w:t>2026-10-23</w:t>
       <w:br/>
       <w:br/>
     </w:r>

--- a/tillsyn/A 32807-2026 tillsynsbegäran.docx
+++ b/tillsyn/A 32807-2026 tillsynsbegäran.docx
@@ -341,7 +341,7 @@
     <w:r>
       <w:tab/>
       <w:tab/>
-      <w:t>2026-10-23</w:t>
+      <w:t>2026-10-24</w:t>
       <w:br/>
       <w:br/>
     </w:r>

--- a/tillsyn/A 32807-2026 tillsynsbegäran.docx
+++ b/tillsyn/A 32807-2026 tillsynsbegäran.docx
@@ -341,7 +341,7 @@
     <w:r>
       <w:tab/>
       <w:tab/>
-      <w:t>2026-10-24</w:t>
+      <w:t>2026-10-25</w:t>
       <w:br/>
       <w:br/>
     </w:r>

--- a/tillsyn/A 32807-2026 tillsynsbegäran.docx
+++ b/tillsyn/A 32807-2026 tillsynsbegäran.docx
@@ -341,7 +341,7 @@
     <w:r>
       <w:tab/>
       <w:tab/>
-      <w:t>2026-10-25</w:t>
+      <w:t>2026-10-26</w:t>
       <w:br/>
       <w:br/>
     </w:r>

--- a/tillsyn/A 32807-2026 tillsynsbegäran.docx
+++ b/tillsyn/A 32807-2026 tillsynsbegäran.docx
@@ -341,7 +341,7 @@
     <w:r>
       <w:tab/>
       <w:tab/>
-      <w:t>2026-10-26</w:t>
+      <w:t>2026-10-27</w:t>
       <w:br/>
       <w:br/>
     </w:r>

--- a/tillsyn/A 32807-2026 tillsynsbegäran.docx
+++ b/tillsyn/A 32807-2026 tillsynsbegäran.docx
@@ -341,7 +341,7 @@
     <w:r>
       <w:tab/>
       <w:tab/>
-      <w:t>2026-10-27</w:t>
+      <w:t>2026-10-28</w:t>
       <w:br/>
       <w:br/>
     </w:r>

--- a/tillsyn/A 32807-2026 tillsynsbegäran.docx
+++ b/tillsyn/A 32807-2026 tillsynsbegäran.docx
@@ -341,7 +341,7 @@
     <w:r>
       <w:tab/>
       <w:tab/>
-      <w:t>2026-10-28</w:t>
+      <w:t>2026-10-29</w:t>
       <w:br/>
       <w:br/>
     </w:r>

--- a/tillsyn/A 32807-2026 tillsynsbegäran.docx
+++ b/tillsyn/A 32807-2026 tillsynsbegäran.docx
@@ -341,7 +341,7 @@
     <w:r>
       <w:tab/>
       <w:tab/>
-      <w:t>2026-10-29</w:t>
+      <w:t>2026-10-31</w:t>
       <w:br/>
       <w:br/>
     </w:r>
